--- a/docs/61-63, Маренич Д.Д., Разработка веб-приложений, PC Sale.docx
+++ b/docs/61-63, Маренич Д.Д., Разработка веб-приложений, PC Sale.docx
@@ -104,7 +104,7 @@
           <w:b w:val="0"/>
           <w:sz w:val="26"/>
         </w:rPr>
-        <w:t>Выполнил: студент группы 09.02.07 Маренич Д. Д.</w:t>
+        <w:t>Выполнил: студент группы ПР-24.103 Маренич Д. Д.</w:t>
       </w:r>
     </w:p>
     <w:p>

--- a/docs/61-63, Маренич Д.Д., Разработка веб-приложений, PC Sale.docx
+++ b/docs/61-63, Маренич Д.Д., Разработка веб-приложений, PC Sale.docx
@@ -1629,280 +1629,6 @@
     <w:p>
       <w:r>
         <w:t>В листинге приведён фрагмент; полный текст — в файле backend/database/01_schema.sql.</w:t>
-      </w:r>
-    </w:p>
-    <w:p>
-      <w:pPr>
-        <w:spacing w:before="80" w:after="40"/>
-        <w:ind w:firstLine="0"/>
-        <w:jc w:val="center"/>
-      </w:pPr>
-      <w:r>
-        <w:rPr>
-          <w:rFonts w:ascii="Times New Roman" w:hAnsi="Times New Roman"/>
-          <w:sz w:val="23"/>
-        </w:rPr>
-        <w:t>Листинг 2.2 — Перечень таблиц базы данных (вывод клиента psql)</w:t>
-      </w:r>
-    </w:p>
-    <w:p>
-      <w:pPr>
-        <w:spacing w:line="240" w:lineRule="auto" w:after="0"/>
-        <w:ind w:firstLine="0" w:left="170"/>
-        <w:jc w:val="left"/>
-        <w:shd w:val="clear" w:color="auto" w:fill="F4F5F7"/>
-      </w:pPr>
-      <w:r>
-        <w:rPr>
-          <w:rFonts w:ascii="Consolas" w:hAnsi="Consolas" w:eastAsia="Consolas"/>
-          <w:sz w:val="16"/>
-        </w:rPr>
-        <w:t>--- Перечень таблиц схемы public ---</w:t>
-      </w:r>
-    </w:p>
-    <w:p>
-      <w:pPr>
-        <w:spacing w:line="240" w:lineRule="auto" w:after="0"/>
-        <w:ind w:firstLine="0" w:left="170"/>
-        <w:jc w:val="left"/>
-        <w:shd w:val="clear" w:color="auto" w:fill="F4F5F7"/>
-      </w:pPr>
-      <w:r>
-        <w:rPr>
-          <w:rFonts w:ascii="Consolas" w:hAnsi="Consolas" w:eastAsia="Consolas"/>
-          <w:sz w:val="16"/>
-        </w:rPr>
-        <w:t xml:space="preserve">                 List of tables</w:t>
-      </w:r>
-    </w:p>
-    <w:p>
-      <w:pPr>
-        <w:spacing w:line="240" w:lineRule="auto" w:after="0"/>
-        <w:ind w:firstLine="0" w:left="170"/>
-        <w:jc w:val="left"/>
-        <w:shd w:val="clear" w:color="auto" w:fill="F4F5F7"/>
-      </w:pPr>
-      <w:r>
-        <w:rPr>
-          <w:rFonts w:ascii="Consolas" w:hAnsi="Consolas" w:eastAsia="Consolas"/>
-          <w:sz w:val="16"/>
-        </w:rPr>
-        <w:t>+--------+-------------------+-------+----------+</w:t>
-      </w:r>
-    </w:p>
-    <w:p>
-      <w:pPr>
-        <w:spacing w:line="240" w:lineRule="auto" w:after="0"/>
-        <w:ind w:firstLine="0" w:left="170"/>
-        <w:jc w:val="left"/>
-        <w:shd w:val="clear" w:color="auto" w:fill="F4F5F7"/>
-      </w:pPr>
-      <w:r>
-        <w:rPr>
-          <w:rFonts w:ascii="Consolas" w:hAnsi="Consolas" w:eastAsia="Consolas"/>
-          <w:sz w:val="16"/>
-        </w:rPr>
-        <w:t>| Schema |       Name        | Type  |  Owner   |</w:t>
-      </w:r>
-    </w:p>
-    <w:p>
-      <w:pPr>
-        <w:spacing w:line="240" w:lineRule="auto" w:after="0"/>
-        <w:ind w:firstLine="0" w:left="170"/>
-        <w:jc w:val="left"/>
-        <w:shd w:val="clear" w:color="auto" w:fill="F4F5F7"/>
-      </w:pPr>
-      <w:r>
-        <w:rPr>
-          <w:rFonts w:ascii="Consolas" w:hAnsi="Consolas" w:eastAsia="Consolas"/>
-          <w:sz w:val="16"/>
-        </w:rPr>
-        <w:t>+--------+-------------------+-------+----------+</w:t>
-      </w:r>
-    </w:p>
-    <w:p>
-      <w:pPr>
-        <w:spacing w:line="240" w:lineRule="auto" w:after="0"/>
-        <w:ind w:firstLine="0" w:left="170"/>
-        <w:jc w:val="left"/>
-        <w:shd w:val="clear" w:color="auto" w:fill="F4F5F7"/>
-      </w:pPr>
-      <w:r>
-        <w:rPr>
-          <w:rFonts w:ascii="Consolas" w:hAnsi="Consolas" w:eastAsia="Consolas"/>
-          <w:sz w:val="16"/>
-        </w:rPr>
-        <w:t>| public | categories        | table | postgres |</w:t>
-      </w:r>
-    </w:p>
-    <w:p>
-      <w:pPr>
-        <w:spacing w:line="240" w:lineRule="auto" w:after="0"/>
-        <w:ind w:firstLine="0" w:left="170"/>
-        <w:jc w:val="left"/>
-        <w:shd w:val="clear" w:color="auto" w:fill="F4F5F7"/>
-      </w:pPr>
-      <w:r>
-        <w:rPr>
-          <w:rFonts w:ascii="Consolas" w:hAnsi="Consolas" w:eastAsia="Consolas"/>
-          <w:sz w:val="16"/>
-        </w:rPr>
-        <w:t>| public | order_items       | table | postgres |</w:t>
-      </w:r>
-    </w:p>
-    <w:p>
-      <w:pPr>
-        <w:spacing w:line="240" w:lineRule="auto" w:after="0"/>
-        <w:ind w:firstLine="0" w:left="170"/>
-        <w:jc w:val="left"/>
-        <w:shd w:val="clear" w:color="auto" w:fill="F4F5F7"/>
-      </w:pPr>
-      <w:r>
-        <w:rPr>
-          <w:rFonts w:ascii="Consolas" w:hAnsi="Consolas" w:eastAsia="Consolas"/>
-          <w:sz w:val="16"/>
-        </w:rPr>
-        <w:t>| public | orders            | table | postgres |</w:t>
-      </w:r>
-    </w:p>
-    <w:p>
-      <w:pPr>
-        <w:spacing w:line="240" w:lineRule="auto" w:after="0"/>
-        <w:ind w:firstLine="0" w:left="170"/>
-        <w:jc w:val="left"/>
-        <w:shd w:val="clear" w:color="auto" w:fill="F4F5F7"/>
-      </w:pPr>
-      <w:r>
-        <w:rPr>
-          <w:rFonts w:ascii="Consolas" w:hAnsi="Consolas" w:eastAsia="Consolas"/>
-          <w:sz w:val="16"/>
-        </w:rPr>
-        <w:t>| public | products          | table | postgres |</w:t>
-      </w:r>
-    </w:p>
-    <w:p>
-      <w:pPr>
-        <w:spacing w:line="240" w:lineRule="auto" w:after="0"/>
-        <w:ind w:firstLine="0" w:left="170"/>
-        <w:jc w:val="left"/>
-        <w:shd w:val="clear" w:color="auto" w:fill="F4F5F7"/>
-      </w:pPr>
-      <w:r>
-        <w:rPr>
-          <w:rFonts w:ascii="Consolas" w:hAnsi="Consolas" w:eastAsia="Consolas"/>
-          <w:sz w:val="16"/>
-        </w:rPr>
-        <w:t>| public | reviews           | table | postgres |</w:t>
-      </w:r>
-    </w:p>
-    <w:p>
-      <w:pPr>
-        <w:spacing w:line="240" w:lineRule="auto" w:after="0"/>
-        <w:ind w:firstLine="0" w:left="170"/>
-        <w:jc w:val="left"/>
-        <w:shd w:val="clear" w:color="auto" w:fill="F4F5F7"/>
-      </w:pPr>
-      <w:r>
-        <w:rPr>
-          <w:rFonts w:ascii="Consolas" w:hAnsi="Consolas" w:eastAsia="Consolas"/>
-          <w:sz w:val="16"/>
-        </w:rPr>
-        <w:t>| public | roles             | table | postgres |</w:t>
-      </w:r>
-    </w:p>
-    <w:p>
-      <w:pPr>
-        <w:spacing w:line="240" w:lineRule="auto" w:after="0"/>
-        <w:ind w:firstLine="0" w:left="170"/>
-        <w:jc w:val="left"/>
-        <w:shd w:val="clear" w:color="auto" w:fill="F4F5F7"/>
-      </w:pPr>
-      <w:r>
-        <w:rPr>
-          <w:rFonts w:ascii="Consolas" w:hAnsi="Consolas" w:eastAsia="Consolas"/>
-          <w:sz w:val="16"/>
-        </w:rPr>
-        <w:t>| public | trade_in_requests | table | postgres |</w:t>
-      </w:r>
-    </w:p>
-    <w:p>
-      <w:pPr>
-        <w:spacing w:line="240" w:lineRule="auto" w:after="0"/>
-        <w:ind w:firstLine="0" w:left="170"/>
-        <w:jc w:val="left"/>
-        <w:shd w:val="clear" w:color="auto" w:fill="F4F5F7"/>
-      </w:pPr>
-      <w:r>
-        <w:rPr>
-          <w:rFonts w:ascii="Consolas" w:hAnsi="Consolas" w:eastAsia="Consolas"/>
-          <w:sz w:val="16"/>
-        </w:rPr>
-        <w:t>| public | users             | table | postgres |</w:t>
-      </w:r>
-    </w:p>
-    <w:p>
-      <w:pPr>
-        <w:spacing w:line="240" w:lineRule="auto" w:after="0"/>
-        <w:ind w:firstLine="0" w:left="170"/>
-        <w:jc w:val="left"/>
-        <w:shd w:val="clear" w:color="auto" w:fill="F4F5F7"/>
-      </w:pPr>
-      <w:r>
-        <w:rPr>
-          <w:rFonts w:ascii="Consolas" w:hAnsi="Consolas" w:eastAsia="Consolas"/>
-          <w:sz w:val="16"/>
-        </w:rPr>
-        <w:t>+--------+-------------------+-------+----------+</w:t>
-      </w:r>
-    </w:p>
-    <w:p>
-      <w:pPr>
-        <w:spacing w:line="240" w:lineRule="auto" w:after="0"/>
-        <w:ind w:firstLine="0" w:left="170"/>
-        <w:jc w:val="left"/>
-        <w:shd w:val="clear" w:color="auto" w:fill="F4F5F7"/>
-      </w:pPr>
-      <w:r>
-        <w:rPr>
-          <w:rFonts w:ascii="Consolas" w:hAnsi="Consolas" w:eastAsia="Consolas"/>
-          <w:sz w:val="16"/>
-        </w:rPr>
-        <w:t>(8 rows)</w:t>
-      </w:r>
-    </w:p>
-    <w:p>
-      <w:pPr>
-        <w:spacing w:line="240" w:lineRule="auto" w:after="0"/>
-        <w:ind w:firstLine="0" w:left="170"/>
-        <w:jc w:val="left"/>
-        <w:shd w:val="clear" w:color="auto" w:fill="F4F5F7"/>
-      </w:pPr>
-      <w:r>
-        <w:rPr>
-          <w:rFonts w:ascii="Consolas" w:hAnsi="Consolas" w:eastAsia="Consolas"/>
-          <w:sz w:val="16"/>
-        </w:rPr>
-        <w:t xml:space="preserve"> </w:t>
-      </w:r>
-    </w:p>
-    <w:p>
-      <w:pPr>
-        <w:spacing w:line="240" w:lineRule="auto" w:after="0"/>
-        <w:ind w:firstLine="0" w:left="170"/>
-        <w:jc w:val="left"/>
-        <w:shd w:val="clear" w:color="auto" w:fill="F4F5F7"/>
-      </w:pPr>
-      <w:r>
-        <w:rPr>
-          <w:rFonts w:ascii="Consolas" w:hAnsi="Consolas" w:eastAsia="Consolas"/>
-          <w:sz w:val="16"/>
-        </w:rPr>
-        <w:t xml:space="preserve"> </w:t>
-      </w:r>
-    </w:p>
-    <w:p>
-      <w:r>
-        <w:t>В листинге приведён фрагмент; полный текст — в файле docs/psql-schema-output.txt.</w:t>
       </w:r>
     </w:p>
     <w:p>
@@ -5450,7 +5176,7 @@
     </w:p>
     <w:p>
       <w:r>
-        <w:t>Работоспособность проверена двумя способами. Во-первых, запущен ASGI-сервер Uvicorn, а FastAPI автоматически сформировал спецификацию OpenAPI и интерактивный интерфейс Swagger UI (рисунок 5.1). Во-вторых, разработан сценарий дымового тестирования tools/smoke_test_api.py, который последовательно выполняет семнадцать запросов: проверяет доступность сервиса и соединение с СУБД, читает категории, ищет товары, выполняет вход покупателя, оформляет заказ со скидкой Trade-In, подтверждает оплату, получает историю покупок, отправляет отзыв и заявку на обмен техники. Результат приведён в листинге 5.1.</w:t>
+        <w:t>Работоспособность проверена двумя способами. Во-первых, запущен ASGI-сервер Uvicorn, а FastAPI автоматически сформировал спецификацию OpenAPI и интерактивный интерфейс Swagger UI (рисунок 5.1): через него выполнены запросы ко всем группам маршрутов и проверены коды ответов. Во-вторых, те же проверки выполняются автоматически в конвейере GitHub Actions при каждой отправке изменений: после создания схемы базы данных и запуска сервера сценарий обходит маршруты проверки доступности, каталога, списка товаров и карточки товара, а также сверяет количество товаров в каталоге с ожидаемым.</w:t>
       </w:r>
     </w:p>
     <w:p>
@@ -5510,276 +5236,6 @@
     </w:p>
     <w:p>
       <w:pPr>
-        <w:spacing w:before="80" w:after="40"/>
-        <w:ind w:firstLine="0"/>
-        <w:jc w:val="center"/>
-      </w:pPr>
-      <w:r>
-        <w:rPr>
-          <w:rFonts w:ascii="Times New Roman" w:hAnsi="Times New Roman"/>
-          <w:sz w:val="23"/>
-        </w:rPr>
-        <w:t>Листинг 5.1 — Результат выполнения дымового теста REST API</w:t>
-      </w:r>
-    </w:p>
-    <w:p>
-      <w:pPr>
-        <w:spacing w:line="240" w:lineRule="auto" w:after="0"/>
-        <w:ind w:firstLine="0" w:left="170"/>
-        <w:jc w:val="left"/>
-        <w:shd w:val="clear" w:color="auto" w:fill="F4F5F7"/>
-      </w:pPr>
-      <w:r>
-        <w:rPr>
-          <w:rFonts w:ascii="Consolas" w:hAnsi="Consolas" w:eastAsia="Consolas"/>
-          <w:sz w:val="16"/>
-        </w:rPr>
-        <w:t>[OK ] 200 GET    /api/health                                          проверка доступности сервиса</w:t>
-      </w:r>
-    </w:p>
-    <w:p>
-      <w:pPr>
-        <w:spacing w:line="240" w:lineRule="auto" w:after="0"/>
-        <w:ind w:firstLine="0" w:left="170"/>
-        <w:jc w:val="left"/>
-        <w:shd w:val="clear" w:color="auto" w:fill="F4F5F7"/>
-      </w:pPr>
-      <w:r>
-        <w:rPr>
-          <w:rFonts w:ascii="Consolas" w:hAnsi="Consolas" w:eastAsia="Consolas"/>
-          <w:sz w:val="16"/>
-        </w:rPr>
-        <w:t>[OK ] 200 GET    /api/categories                                      дерево категорий каталога</w:t>
-      </w:r>
-    </w:p>
-    <w:p>
-      <w:pPr>
-        <w:spacing w:line="240" w:lineRule="auto" w:after="0"/>
-        <w:ind w:firstLine="0" w:left="170"/>
-        <w:jc w:val="left"/>
-        <w:shd w:val="clear" w:color="auto" w:fill="F4F5F7"/>
-      </w:pPr>
-      <w:r>
-        <w:rPr>
-          <w:rFonts w:ascii="Consolas" w:hAnsi="Consolas" w:eastAsia="Consolas"/>
-          <w:sz w:val="16"/>
-        </w:rPr>
-        <w:t>[OK ] 200 GET    /api/categories/ready-pc/sections                    подразделы раздела «Готовые компьютеры»</w:t>
-      </w:r>
-    </w:p>
-    <w:p>
-      <w:pPr>
-        <w:spacing w:line="240" w:lineRule="auto" w:after="0"/>
-        <w:ind w:firstLine="0" w:left="170"/>
-        <w:jc w:val="left"/>
-        <w:shd w:val="clear" w:color="auto" w:fill="F4F5F7"/>
-      </w:pPr>
-      <w:r>
-        <w:rPr>
-          <w:rFonts w:ascii="Consolas" w:hAnsi="Consolas" w:eastAsia="Consolas"/>
-          <w:sz w:val="16"/>
-        </w:rPr>
-        <w:t>[OK ] 200 GET    /api/products?page_size=5                            поиск товаров по каталогу</w:t>
-      </w:r>
-    </w:p>
-    <w:p>
-      <w:pPr>
-        <w:spacing w:line="240" w:lineRule="auto" w:after="0"/>
-        <w:ind w:firstLine="0" w:left="170"/>
-        <w:jc w:val="left"/>
-        <w:shd w:val="clear" w:color="auto" w:fill="F4F5F7"/>
-      </w:pPr>
-      <w:r>
-        <w:rPr>
-          <w:rFonts w:ascii="Consolas" w:hAnsi="Consolas" w:eastAsia="Consolas"/>
-          <w:sz w:val="16"/>
-        </w:rPr>
-        <w:t>[OK ] 200 GET    /api/products?q=RTX                                  поиск по строке «RTX»</w:t>
-      </w:r>
-    </w:p>
-    <w:p>
-      <w:pPr>
-        <w:spacing w:line="240" w:lineRule="auto" w:after="0"/>
-        <w:ind w:firstLine="0" w:left="170"/>
-        <w:jc w:val="left"/>
-        <w:shd w:val="clear" w:color="auto" w:fill="F4F5F7"/>
-      </w:pPr>
-      <w:r>
-        <w:rPr>
-          <w:rFonts w:ascii="Consolas" w:hAnsi="Consolas" w:eastAsia="Consolas"/>
-          <w:sz w:val="16"/>
-        </w:rPr>
-        <w:t>[OK ] 200 GET    /api/products?category=gaming                        фильтр по категории «gaming»</w:t>
-      </w:r>
-    </w:p>
-    <w:p>
-      <w:pPr>
-        <w:spacing w:line="240" w:lineRule="auto" w:after="0"/>
-        <w:ind w:firstLine="0" w:left="170"/>
-        <w:jc w:val="left"/>
-        <w:shd w:val="clear" w:color="auto" w:fill="F4F5F7"/>
-      </w:pPr>
-      <w:r>
-        <w:rPr>
-          <w:rFonts w:ascii="Consolas" w:hAnsi="Consolas" w:eastAsia="Consolas"/>
-          <w:sz w:val="16"/>
-        </w:rPr>
-        <w:t>[OK ] 200 GET    /api/products/office-pc-i7-3770                      карточка товара</w:t>
-      </w:r>
-    </w:p>
-    <w:p>
-      <w:pPr>
-        <w:spacing w:line="240" w:lineRule="auto" w:after="0"/>
-        <w:ind w:firstLine="0" w:left="170"/>
-        <w:jc w:val="left"/>
-        <w:shd w:val="clear" w:color="auto" w:fill="F4F5F7"/>
-      </w:pPr>
-      <w:r>
-        <w:rPr>
-          <w:rFonts w:ascii="Consolas" w:hAnsi="Consolas" w:eastAsia="Consolas"/>
-          <w:sz w:val="16"/>
-        </w:rPr>
-        <w:t>[OK ] 200 POST   /api/auth/login                                      вход покупателя</w:t>
-      </w:r>
-    </w:p>
-    <w:p>
-      <w:pPr>
-        <w:spacing w:line="240" w:lineRule="auto" w:after="0"/>
-        <w:ind w:firstLine="0" w:left="170"/>
-        <w:jc w:val="left"/>
-        <w:shd w:val="clear" w:color="auto" w:fill="F4F5F7"/>
-      </w:pPr>
-      <w:r>
-        <w:rPr>
-          <w:rFonts w:ascii="Consolas" w:hAnsi="Consolas" w:eastAsia="Consolas"/>
-          <w:sz w:val="16"/>
-        </w:rPr>
-        <w:t>[OK ] 200 GET    /api/auth/me                                         профиль текущего пользователя</w:t>
-      </w:r>
-    </w:p>
-    <w:p>
-      <w:pPr>
-        <w:spacing w:line="240" w:lineRule="auto" w:after="0"/>
-        <w:ind w:firstLine="0" w:left="170"/>
-        <w:jc w:val="left"/>
-        <w:shd w:val="clear" w:color="auto" w:fill="F4F5F7"/>
-      </w:pPr>
-      <w:r>
-        <w:rPr>
-          <w:rFonts w:ascii="Consolas" w:hAnsi="Consolas" w:eastAsia="Consolas"/>
-          <w:sz w:val="16"/>
-        </w:rPr>
-        <w:t>[ERR] 401 POST   /api/auth/login                                      вход с неверным паролем (ожидается 401)</w:t>
-      </w:r>
-    </w:p>
-    <w:p>
-      <w:pPr>
-        <w:spacing w:line="240" w:lineRule="auto" w:after="0"/>
-        <w:ind w:firstLine="0" w:left="170"/>
-        <w:jc w:val="left"/>
-        <w:shd w:val="clear" w:color="auto" w:fill="F4F5F7"/>
-      </w:pPr>
-      <w:r>
-        <w:rPr>
-          <w:rFonts w:ascii="Consolas" w:hAnsi="Consolas" w:eastAsia="Consolas"/>
-          <w:sz w:val="16"/>
-        </w:rPr>
-        <w:t>[OK ] 201 POST   /api/orders                                          оформление заказа из корзины</w:t>
-      </w:r>
-    </w:p>
-    <w:p>
-      <w:pPr>
-        <w:spacing w:line="240" w:lineRule="auto" w:after="0"/>
-        <w:ind w:firstLine="0" w:left="170"/>
-        <w:jc w:val="left"/>
-        <w:shd w:val="clear" w:color="auto" w:fill="F4F5F7"/>
-      </w:pPr>
-      <w:r>
-        <w:rPr>
-          <w:rFonts w:ascii="Consolas" w:hAnsi="Consolas" w:eastAsia="Consolas"/>
-          <w:sz w:val="16"/>
-        </w:rPr>
-        <w:t>[OK ] 200 POST   /api/orders/4/pay                                    оплата заказа</w:t>
-      </w:r>
-    </w:p>
-    <w:p>
-      <w:pPr>
-        <w:spacing w:line="240" w:lineRule="auto" w:after="0"/>
-        <w:ind w:firstLine="0" w:left="170"/>
-        <w:jc w:val="left"/>
-        <w:shd w:val="clear" w:color="auto" w:fill="F4F5F7"/>
-      </w:pPr>
-      <w:r>
-        <w:rPr>
-          <w:rFonts w:ascii="Consolas" w:hAnsi="Consolas" w:eastAsia="Consolas"/>
-          <w:sz w:val="16"/>
-        </w:rPr>
-        <w:t>[OK ] 200 GET    /api/orders                                          история покупок</w:t>
-      </w:r>
-    </w:p>
-    <w:p>
-      <w:pPr>
-        <w:spacing w:line="240" w:lineRule="auto" w:after="0"/>
-        <w:ind w:firstLine="0" w:left="170"/>
-        <w:jc w:val="left"/>
-        <w:shd w:val="clear" w:color="auto" w:fill="F4F5F7"/>
-      </w:pPr>
-      <w:r>
-        <w:rPr>
-          <w:rFonts w:ascii="Consolas" w:hAnsi="Consolas" w:eastAsia="Consolas"/>
-          <w:sz w:val="16"/>
-        </w:rPr>
-        <w:t>[OK ] 201 POST   /api/reviews                                         отправка отзыва о товаре</w:t>
-      </w:r>
-    </w:p>
-    <w:p>
-      <w:pPr>
-        <w:spacing w:line="240" w:lineRule="auto" w:after="0"/>
-        <w:ind w:firstLine="0" w:left="170"/>
-        <w:jc w:val="left"/>
-        <w:shd w:val="clear" w:color="auto" w:fill="F4F5F7"/>
-      </w:pPr>
-      <w:r>
-        <w:rPr>
-          <w:rFonts w:ascii="Consolas" w:hAnsi="Consolas" w:eastAsia="Consolas"/>
-          <w:sz w:val="16"/>
-        </w:rPr>
-        <w:t>[OK ] 201 POST   /api/trade-in                                        заявка по программе Trade-In</w:t>
-      </w:r>
-    </w:p>
-    <w:p>
-      <w:pPr>
-        <w:spacing w:line="240" w:lineRule="auto" w:after="0"/>
-        <w:ind w:firstLine="0" w:left="170"/>
-        <w:jc w:val="left"/>
-        <w:shd w:val="clear" w:color="auto" w:fill="F4F5F7"/>
-      </w:pPr>
-      <w:r>
-        <w:rPr>
-          <w:rFonts w:ascii="Consolas" w:hAnsi="Consolas" w:eastAsia="Consolas"/>
-          <w:sz w:val="16"/>
-        </w:rPr>
-        <w:t>[OK ] 200 GET    /api/products/ram-kingston-fury-ddr5-32g             остаток товара после заказа</w:t>
-      </w:r>
-    </w:p>
-    <w:p>
-      <w:pPr>
-        <w:spacing w:line="240" w:lineRule="auto" w:after="0"/>
-        <w:ind w:firstLine="0" w:left="170"/>
-        <w:jc w:val="left"/>
-        <w:shd w:val="clear" w:color="auto" w:fill="F4F5F7"/>
-      </w:pPr>
-      <w:r>
-        <w:rPr>
-          <w:rFonts w:ascii="Consolas" w:hAnsi="Consolas" w:eastAsia="Consolas"/>
-          <w:sz w:val="16"/>
-        </w:rPr>
-        <w:t>[OK ] 200 GET    /api/catalog/summary                                 сводка по каталогу</w:t>
-      </w:r>
-    </w:p>
-    <w:p/>
-    <w:p>
-      <w:pPr>
         <w:keepNext/>
         <w:spacing w:before="280" w:after="160"/>
         <w:ind w:firstLine="0"/>
@@ -5833,7 +5289,7 @@
     </w:p>
     <w:p>
       <w:r>
-        <w:t>Разработан рабочий каркас приложения: серверная часть на FastAPI обеспечивает каталог с иерархией категорий и поиском, регистрацию и вход на JWT-токенах, транзакционное оформление заказов с контролем остатков, отзывы с модерацией и приём заявок Trade-In; клиентская часть из тринадцати страниц повторяет макеты Figma и интегрирована с REST API. Работоспособность подтверждена Swagger UI и дымовым тестом. Проект подготовлен к публикации на GitHub и к интеграции конвейеров CI/CD в рамках занятий 64–66.</w:t>
+        <w:t>Разработан рабочий каркас приложения: серверная часть на FastAPI обеспечивает каталог с иерархией категорий и поиском, регистрацию и вход на JWT-токенах, транзакционное оформление заказов с контролем остатков, отзывы с модерацией и приём заявок Trade-In; клиентская часть из тринадцати страниц повторяет макеты Figma и интегрирована с REST API. Работоспособность подтверждена Swagger UI и проверками в конвейере. Проект подготовлен к публикации на GitHub и к интеграции конвейеров CI/CD в рамках занятий 64–66.</w:t>
       </w:r>
     </w:p>
     <w:sectPr>
